--- a/nav.docx
+++ b/nav.docx
@@ -6,6 +6,19 @@
       <w:pPr>
         <w:widowControl w:val="0"/>
         <w:spacing w:line="240" w:lineRule="auto"/>
+        <w:rPr/>
+      </w:pPr>
+      <w:r>
+        <w:rPr>
+          <w:rtl w:val="0"/>
+        </w:rPr>
+      </w:r>
+    </w:p>
+    <w:p>
+      <w:pPr>
+        <w:widowControl w:val="0"/>
+        <w:spacing w:line="240" w:lineRule="auto"/>
+        <w:jc w:val="both"/>
         <w:rPr/>
       </w:pPr>
       <w:hyperlink r:id="rId6">
@@ -15,7 +28,53 @@
             <w:u w:val="single"/>
             <w:rtl w:val="0"/>
           </w:rPr>
-          <w:t xml:space="preserve">Boilerplate</w:t>
+          <w:t xml:space="preserve">ターゼナ ® jp 乳がん </w:t>
+        </w:r>
+      </w:hyperlink>
+      <w:r>
+        <w:rPr>
+          <w:rtl w:val="0"/>
+        </w:rPr>
+        <w:t xml:space="preserve">                                                                                      </w:t>
+      </w:r>
+      <w:hyperlink r:id="rId7">
+        <w:r>
+          <w:rPr>
+            <w:color w:val="1155cc"/>
+            <w:u w:val="single"/>
+          </w:rPr>
+          <w:drawing>
+            <wp:inline distB="114300" distT="114300" distL="114300" distR="114300">
+              <wp:extent cx="1219200" cy="504825"/>
+              <wp:effectExtent b="0" l="0" r="0" t="0"/>
+              <wp:docPr id="1" name="image1.png"/>
+              <a:graphic>
+                <a:graphicData uri="http://schemas.openxmlformats.org/drawingml/2006/picture">
+                  <pic:pic>
+                    <pic:nvPicPr>
+                      <pic:cNvPr id="0" name="image1.png"/>
+                      <pic:cNvPicPr preferRelativeResize="0"/>
+                    </pic:nvPicPr>
+                    <pic:blipFill>
+                      <a:blip r:embed="rId8"/>
+                      <a:srcRect b="0" l="0" r="0" t="0"/>
+                      <a:stretch>
+                        <a:fillRect/>
+                      </a:stretch>
+                    </pic:blipFill>
+                    <pic:spPr>
+                      <a:xfrm>
+                        <a:off x="0" y="0"/>
+                        <a:ext cx="1219200" cy="504825"/>
+                      </a:xfrm>
+                      <a:prstGeom prst="rect"/>
+                      <a:ln/>
+                    </pic:spPr>
+                  </pic:pic>
+                </a:graphicData>
+              </a:graphic>
+            </wp:inline>
+          </w:drawing>
         </w:r>
       </w:hyperlink>
       <w:r>
@@ -59,31 +118,25 @@
         <w:rPr>
           <w:rtl w:val="0"/>
         </w:rPr>
-        <w:t xml:space="preserve">Example Content</w:t>
+        <w:t xml:space="preserve">TOP</w:t>
       </w:r>
     </w:p>
     <w:p>
       <w:pPr>
         <w:numPr>
-          <w:ilvl w:val="1"/>
+          <w:ilvl w:val="0"/>
           <w:numId w:val="1"/>
         </w:numPr>
-        <w:ind w:left="1440" w:hanging="360"/>
-      </w:pPr>
-      <w:hyperlink r:id="rId7">
-        <w:r>
-          <w:rPr>
-            <w:color w:val="1155cc"/>
-            <w:u w:val="single"/>
-            <w:rtl w:val="0"/>
-          </w:rPr>
-          <w:t xml:space="preserve">Default Content</w:t>
-        </w:r>
-      </w:hyperlink>
-      <w:r>
-        <w:rPr>
-          <w:rtl w:val="0"/>
-        </w:rPr>
+        <w:spacing w:line="240" w:lineRule="auto"/>
+        <w:ind w:left="720" w:hanging="360"/>
+      </w:pPr>
+      <w:r>
+        <w:rPr>
+          <w:rFonts w:ascii="Arial Unicode MS" w:cs="Arial Unicode MS" w:eastAsia="Arial Unicode MS" w:hAnsi="Arial Unicode MS"/>
+          <w:color w:val="494949"/>
+          <w:rtl w:val="0"/>
+        </w:rPr>
+        <w:t xml:space="preserve">はじめに</w:t>
       </w:r>
     </w:p>
     <w:p>
@@ -93,45 +146,9 @@
           <w:numId w:val="1"/>
         </w:numPr>
         <w:ind w:left="720" w:hanging="360"/>
-      </w:pPr>
-      <w:r>
-        <w:rPr>
-          <w:rtl w:val="0"/>
-        </w:rPr>
-        <w:t xml:space="preserve">Getting Started</w:t>
-      </w:r>
-    </w:p>
-    <w:p>
-      <w:pPr>
-        <w:numPr>
-          <w:ilvl w:val="1"/>
-          <w:numId w:val="1"/>
-        </w:numPr>
-        <w:ind w:left="1440" w:hanging="360"/>
-      </w:pPr>
-      <w:hyperlink r:id="rId8">
-        <w:r>
-          <w:rPr>
-            <w:color w:val="1155cc"/>
-            <w:u w:val="single"/>
-            <w:rtl w:val="0"/>
-          </w:rPr>
-          <w:t xml:space="preserve">Build your first site</w:t>
-        </w:r>
-      </w:hyperlink>
-      <w:r>
-        <w:rPr>
-          <w:rtl w:val="0"/>
-        </w:rPr>
-      </w:r>
-    </w:p>
-    <w:p>
-      <w:pPr>
-        <w:numPr>
-          <w:ilvl w:val="1"/>
-          <w:numId w:val="1"/>
-        </w:numPr>
-        <w:ind w:left="1440" w:hanging="360"/>
+        <w:rPr>
+          <w:u w:val="none"/>
+        </w:rPr>
       </w:pPr>
       <w:hyperlink r:id="rId9">
         <w:r>
@@ -140,7 +157,7 @@
             <w:u w:val="single"/>
             <w:rtl w:val="0"/>
           </w:rPr>
-          <w:t xml:space="preserve">Preview and publish content</w:t>
+          <w:t xml:space="preserve">ターゼナに よる治療</w:t>
         </w:r>
       </w:hyperlink>
       <w:r>
@@ -164,28 +181,13 @@
             <w:u w:val="single"/>
             <w:rtl w:val="0"/>
           </w:rPr>
-          <w:t xml:space="preserve">Organize your content</w:t>
+          <w:t xml:space="preserve">ターゼナのはたらき</w:t>
         </w:r>
       </w:hyperlink>
       <w:r>
         <w:rPr>
           <w:rtl w:val="0"/>
         </w:rPr>
-      </w:r>
-    </w:p>
-    <w:p>
-      <w:pPr>
-        <w:numPr>
-          <w:ilvl w:val="0"/>
-          <w:numId w:val="1"/>
-        </w:numPr>
-        <w:ind w:left="720" w:hanging="360"/>
-      </w:pPr>
-      <w:r>
-        <w:rPr>
-          <w:rtl w:val="0"/>
-        </w:rPr>
-        <w:t xml:space="preserve">Documentation</w:t>
       </w:r>
     </w:p>
     <w:p>
@@ -195,6 +197,9 @@
           <w:numId w:val="1"/>
         </w:numPr>
         <w:ind w:left="1440" w:hanging="360"/>
+        <w:rPr>
+          <w:u w:val="none"/>
+        </w:rPr>
       </w:pPr>
       <w:hyperlink r:id="rId11">
         <w:r>
@@ -203,13 +208,29 @@
             <w:u w:val="single"/>
             <w:rtl w:val="0"/>
           </w:rPr>
-          <w:t xml:space="preserve">Architecture</w:t>
+          <w:t xml:space="preserve">ターゼナについて</w:t>
         </w:r>
       </w:hyperlink>
       <w:r>
         <w:rPr>
           <w:rtl w:val="0"/>
         </w:rPr>
+      </w:r>
+    </w:p>
+    <w:p>
+      <w:pPr>
+        <w:numPr>
+          <w:ilvl w:val="0"/>
+          <w:numId w:val="1"/>
+        </w:numPr>
+        <w:ind w:left="720" w:hanging="360"/>
+      </w:pPr>
+      <w:r>
+        <w:rPr>
+          <w:rFonts w:ascii="Arial Unicode MS" w:cs="Arial Unicode MS" w:eastAsia="Arial Unicode MS" w:hAnsi="Arial Unicode MS"/>
+          <w:rtl w:val="0"/>
+        </w:rPr>
+        <w:t xml:space="preserve">ターゼナの 服用について</w:t>
       </w:r>
     </w:p>
     <w:p>
@@ -227,7 +248,7 @@
             <w:u w:val="single"/>
             <w:rtl w:val="0"/>
           </w:rPr>
-          <w:t xml:space="preserve">Sidekick</w:t>
+          <w:t xml:space="preserve">服用について</w:t>
         </w:r>
       </w:hyperlink>
       <w:r>
@@ -238,9 +259,97 @@
     </w:p>
     <w:p>
       <w:pPr>
-        <w:ind w:left="720" w:firstLine="0"/>
-        <w:rPr/>
-      </w:pPr>
+        <w:numPr>
+          <w:ilvl w:val="1"/>
+          <w:numId w:val="1"/>
+        </w:numPr>
+        <w:ind w:left="1440" w:hanging="360"/>
+      </w:pPr>
+      <w:hyperlink r:id="rId13">
+        <w:r>
+          <w:rPr>
+            <w:color w:val="1155cc"/>
+            <w:u w:val="single"/>
+            <w:rtl w:val="0"/>
+          </w:rPr>
+          <w:t xml:space="preserve">服用に関する注意点 </w:t>
+        </w:r>
+      </w:hyperlink>
+      <w:r>
+        <w:rPr>
+          <w:rtl w:val="0"/>
+        </w:rPr>
+      </w:r>
+    </w:p>
+    <w:p>
+      <w:pPr>
+        <w:numPr>
+          <w:ilvl w:val="0"/>
+          <w:numId w:val="1"/>
+        </w:numPr>
+        <w:ind w:left="720" w:hanging="360"/>
+      </w:pPr>
+      <w:hyperlink r:id="rId14">
+        <w:r>
+          <w:rPr>
+            <w:color w:val="1155cc"/>
+            <w:u w:val="single"/>
+            <w:rtl w:val="0"/>
+          </w:rPr>
+          <w:t xml:space="preserve">ターゼナの 副作用</w:t>
+        </w:r>
+      </w:hyperlink>
+      <w:r>
+        <w:rPr>
+          <w:rtl w:val="0"/>
+        </w:rPr>
+      </w:r>
+    </w:p>
+    <w:p>
+      <w:pPr>
+        <w:numPr>
+          <w:ilvl w:val="0"/>
+          <w:numId w:val="1"/>
+        </w:numPr>
+        <w:ind w:left="720" w:hanging="360"/>
+      </w:pPr>
+      <w:hyperlink r:id="rId15">
+        <w:r>
+          <w:rPr>
+            <w:color w:val="1155cc"/>
+            <w:u w:val="single"/>
+            <w:rtl w:val="0"/>
+          </w:rPr>
+          <w:t xml:space="preserve">Q＆A</w:t>
+        </w:r>
+      </w:hyperlink>
+      <w:r>
+        <w:rPr>
+          <w:rtl w:val="0"/>
+        </w:rPr>
+      </w:r>
+    </w:p>
+    <w:p>
+      <w:pPr>
+        <w:numPr>
+          <w:ilvl w:val="0"/>
+          <w:numId w:val="1"/>
+        </w:numPr>
+        <w:ind w:left="720" w:hanging="360"/>
+        <w:rPr>
+          <w:u w:val="none"/>
+        </w:rPr>
+      </w:pPr>
+      <w:hyperlink r:id="rId16">
+        <w:r>
+          <w:rPr>
+            <w:color w:val="1155cc"/>
+            <w:u w:val="single"/>
+            <w:rtl w:val="0"/>
+          </w:rPr>
+          <w:t xml:space="preserve">サポートツール （資材/動画</w:t>
+        </w:r>
+      </w:hyperlink>
       <w:r>
         <w:rPr>
           <w:rtl w:val="0"/>
@@ -266,17 +375,6 @@
         <w:rPr>
           <w:rtl w:val="0"/>
         </w:rPr>
-      </w:r>
-    </w:p>
-    <w:p>
-      <w:pPr>
-        <w:rPr/>
-      </w:pPr>
-      <w:r>
-        <w:rPr>
-          <w:rtl w:val="0"/>
-        </w:rPr>
-        <w:t xml:space="preserve">:search:</w:t>
       </w:r>
     </w:p>
     <w:p>
